--- a/05-content/articles/uchet-dlya-ip/RAZM-statya-6-uchet-dlya-ip.docx
+++ b/05-content/articles/uchet-dlya-ip/RAZM-statya-6-uchet-dlya-ip.docx
@@ -3535,7 +3535,7 @@
           <w:sz w:val="20"/>
           <w:szCs w:val="20"/>
         </w:rPr>
-        <w:t xml:space="preserve">Налоговый учёт у ИП выглядит простым ровно до того момента, когда доход подходит к лимиту, появляется НДС или банк просит баланс. Если хотите понять, что у вас с учётом на самом деле и не подходите ли вы к порогу, оставьте заявку на бухгалтерское сопровождение: посмотрим книгу учёта, посчитаем доход нарастающим итогом и скажем, что нужно поправить.</w:t>
+        <w:t xml:space="preserve">Налоговый учёт у ИП выглядит простым ровно до того момента, когда доход подходит к лимиту, появляется НДС или банк просит баланс. Если хотите понять, что у вас с учётом на самом деле и не подходите ли вы к порогу, оставьте заявку на бухгалтерское сопровождение ИП: посмотрим книгу учёта, посчитаем доход нарастающим итогом и скажем, что нужно поправить. Если вопрос один и ответ нужен быстро — консультация бухгалтера для ИП; если нужно разобраться с режимом и ставками — консультации по налогам для ИП.</w:t>
       </w:r>
     </w:p>
     <w:p>
@@ -3583,7 +3583,7 @@
           <w:sz w:val="20"/>
           <w:szCs w:val="20"/>
         </w:rPr>
-        <w:t xml:space="preserve">Материал подготовлен при помощи ИИ, проверен экспертом 1+1 Еленой Хохловой.</w:t>
+        <w:t xml:space="preserve">Материал подготовлен при помощи ИИ, проверен экспертом 1+1 Еленой Веневцевой.</w:t>
       </w:r>
     </w:p>
     <w:p>

--- a/05-content/articles/uchet-dlya-ip/RAZM-statya-6-uchet-dlya-ip.docx
+++ b/05-content/articles/uchet-dlya-ip/RAZM-statya-6-uchet-dlya-ip.docx
@@ -3535,7 +3535,7 @@
           <w:sz w:val="20"/>
           <w:szCs w:val="20"/>
         </w:rPr>
-        <w:t xml:space="preserve">Налоговый учёт у ИП выглядит простым ровно до того момента, когда доход подходит к лимиту, появляется НДС или банк просит баланс. Если хотите понять, что у вас с учётом на самом деле и не подходите ли вы к порогу, оставьте заявку на бухгалтерское сопровождение ИП: посмотрим книгу учёта, посчитаем доход нарастающим итогом и скажем, что нужно поправить. Если вопрос один и ответ нужен быстро — консультация бухгалтера для ИП; если нужно разобраться с режимом и ставками — консультации по налогам для ИП.</w:t>
+        <w:t xml:space="preserve">Налоговый учёт у ИП выглядит простым ровно до того момента, когда доход подходит к лимиту, появляется НДС или банк просит баланс. Если хотите понять, что у вас с учётом на самом деле и не подходите ли вы к порогу, оставьте заявку на бухгалтерское сопровождение ИП: посмотрим книгу учёта, посчитаем доход нарастающим итогом и скажем, что нужно поправить.</w:t>
       </w:r>
     </w:p>
     <w:p>
@@ -3583,7 +3583,7 @@
           <w:sz w:val="20"/>
           <w:szCs w:val="20"/>
         </w:rPr>
-        <w:t xml:space="preserve">Материал подготовлен при помощи ИИ, проверен экспертом 1+1 Еленой Веневцевой.</w:t>
+        <w:t xml:space="preserve">Материал подготовлен при помощи ИИ, проверен экспертом 1+1 Еленой Хохловой.</w:t>
       </w:r>
     </w:p>
     <w:p>

--- a/05-content/articles/uchet-dlya-ip/RAZM-statya-6-uchet-dlya-ip.docx
+++ b/05-content/articles/uchet-dlya-ip/RAZM-statya-6-uchet-dlya-ip.docx
@@ -271,39 +271,39 @@
           <w:sz w:val="20"/>
           <w:szCs w:val="20"/>
         </w:rPr>
-        <w:t xml:space="preserve">【META TITLE: Как проверить бухгалтерию: инициативный аудит компании】</w:t>
-      </w:r>
-    </w:p>
-    <w:p>
-      <w:pPr>
-        <w:spacing w:after="60"/>
-      </w:pPr>
-      <w:r>
-        <w:rPr>
-          <w:rFonts w:ascii="Consolas" w:cs="Consolas" w:eastAsia="Consolas" w:hAnsi="Consolas"/>
-          <w:b w:val="false"/>
-          <w:bCs w:val="false"/>
-          <w:color w:val="806000"/>
-          <w:sz w:val="20"/>
-          <w:szCs w:val="20"/>
-        </w:rPr>
-        <w:t xml:space="preserve">【META DESCRIPTION: Зачем проверять работу бухгалтерии, как это сделать самому и что покажет инициативный аудит: виды, порядок проведения и ошибки, которые находят чаще всего.】</w:t>
-      </w:r>
-    </w:p>
-    <w:p>
-      <w:pPr>
-        <w:spacing w:after="60"/>
-      </w:pPr>
-      <w:r>
-        <w:rPr>
-          <w:rFonts w:ascii="Consolas" w:cs="Consolas" w:eastAsia="Consolas" w:hAnsi="Consolas"/>
-          <w:b w:val="false"/>
-          <w:bCs w:val="false"/>
-          <w:color w:val="806000"/>
-          <w:sz w:val="20"/>
-          <w:szCs w:val="20"/>
-        </w:rPr>
-        <w:t xml:space="preserve">【URL: /news/kak-proverit-svoyu-bukhgalteriyu/ — адрес прежний, не менять】</w:t>
+        <w:t xml:space="preserve">【META TITLE: Учёт у ИП: бухгалтерский и налоговый, лимиты 2026 года】</w:t>
+      </w:r>
+    </w:p>
+    <w:p>
+      <w:pPr>
+        <w:spacing w:after="60"/>
+      </w:pPr>
+      <w:r>
+        <w:rPr>
+          <w:rFonts w:ascii="Consolas" w:cs="Consolas" w:eastAsia="Consolas" w:hAnsi="Consolas"/>
+          <w:b w:val="false"/>
+          <w:bCs w:val="false"/>
+          <w:color w:val="806000"/>
+          <w:sz w:val="20"/>
+          <w:szCs w:val="20"/>
+        </w:rPr>
+        <w:t xml:space="preserve">【META DESCRIPTION: Обязан ли ИП вести бухгалтерский учёт, какая книга учёта нужна на каждом режиме, лимиты упрощёнки и патента в 2026 году и зачем вести бухучёт добровольно.】</w:t>
+      </w:r>
+    </w:p>
+    <w:p>
+      <w:pPr>
+        <w:spacing w:after="60"/>
+      </w:pPr>
+      <w:r>
+        <w:rPr>
+          <w:rFonts w:ascii="Consolas" w:cs="Consolas" w:eastAsia="Consolas" w:hAnsi="Consolas"/>
+          <w:b w:val="false"/>
+          <w:bCs w:val="false"/>
+          <w:color w:val="806000"/>
+          <w:sz w:val="20"/>
+          <w:szCs w:val="20"/>
+        </w:rPr>
+        <w:t xml:space="preserve">【URL: оставить прежний — /news/nekotorye-tonkosti-bukhgalterskogo-i-nalogovogo-ucheta-dlya-ip/】</w:t>
       </w:r>
     </w:p>
     <w:p>
@@ -3583,7 +3583,7 @@
           <w:sz w:val="20"/>
           <w:szCs w:val="20"/>
         </w:rPr>
-        <w:t xml:space="preserve">Материал подготовлен при помощи ИИ, проверен экспертом 1+1 Еленой Хохловой.</w:t>
+        <w:t xml:space="preserve">Материал подготовлен при помощи ИИ, проверен экспертом 1+1 Еленой Веневцевой.</w:t>
       </w:r>
     </w:p>
     <w:p>

--- a/05-content/articles/uchet-dlya-ip/RAZM-statya-6-uchet-dlya-ip.docx
+++ b/05-content/articles/uchet-dlya-ip/RAZM-statya-6-uchet-dlya-ip.docx
@@ -15,6 +15,86 @@
           <w:sz w:val="20"/>
           <w:szCs w:val="20"/>
         </w:rPr>
+        <w:t xml:space="preserve">【ЭТОТ ТЕКСТ ЗАМЕНЯЕТ СТАТЬЮ НА САЙТЕ: https://1-plus-1.ru/news/nekotorye-tonkosti-bukhgalterskogo-i-nalogovogo-ucheta-dlya-ip/】</w:t>
+      </w:r>
+    </w:p>
+    <w:p>
+      <w:pPr>
+        <w:spacing w:after="60"/>
+      </w:pPr>
+      <w:r>
+        <w:rPr>
+          <w:rFonts w:ascii="Consolas" w:cs="Consolas" w:eastAsia="Consolas" w:hAnsi="Consolas"/>
+          <w:b w:val="false"/>
+          <w:bCs w:val="false"/>
+          <w:color w:val="806000"/>
+          <w:sz w:val="20"/>
+          <w:szCs w:val="20"/>
+        </w:rPr>
+        <w:t xml:space="preserve">【Адрес страницы не меняется — публикуется на том же URL, поверх старого текста.】</w:t>
+      </w:r>
+    </w:p>
+    <w:p>
+      <w:pPr>
+        <w:spacing w:after="40"/>
+      </w:pPr>
+      <w:r>
+        <w:rPr>
+          <w:rFonts w:ascii="Times New Roman" w:cs="Times New Roman" w:eastAsia="Times New Roman" w:hAnsi="Times New Roman"/>
+          <w:b w:val="false"/>
+          <w:bCs w:val="false"/>
+          <w:color w:val="000000"/>
+          <w:sz w:val="20"/>
+          <w:szCs w:val="20"/>
+        </w:rPr>
+        <w:t xml:space="preserve"/>
+      </w:r>
+    </w:p>
+    <w:p>
+      <w:pPr>
+        <w:spacing w:after="60"/>
+      </w:pPr>
+      <w:r>
+        <w:rPr>
+          <w:rFonts w:ascii="Consolas" w:cs="Consolas" w:eastAsia="Consolas" w:hAnsi="Consolas"/>
+          <w:b w:val="false"/>
+          <w:bCs w:val="false"/>
+          <w:color w:val="806000"/>
+          <w:sz w:val="20"/>
+          <w:szCs w:val="20"/>
+        </w:rPr>
+        <w:t xml:space="preserve">──────────────────────────────────────────────────────────────────────</w:t>
+      </w:r>
+    </w:p>
+    <w:p>
+      <w:pPr>
+        <w:spacing w:after="40"/>
+      </w:pPr>
+      <w:r>
+        <w:rPr>
+          <w:rFonts w:ascii="Times New Roman" w:cs="Times New Roman" w:eastAsia="Times New Roman" w:hAnsi="Times New Roman"/>
+          <w:b w:val="false"/>
+          <w:bCs w:val="false"/>
+          <w:color w:val="000000"/>
+          <w:sz w:val="20"/>
+          <w:szCs w:val="20"/>
+        </w:rPr>
+        <w:t xml:space="preserve"/>
+      </w:r>
+    </w:p>
+    <w:p>
+      <w:pPr>
+        <w:spacing w:after="60"/>
+      </w:pPr>
+      <w:r>
+        <w:rPr>
+          <w:rFonts w:ascii="Consolas" w:cs="Consolas" w:eastAsia="Consolas" w:hAnsi="Consolas"/>
+          <w:b w:val="false"/>
+          <w:bCs w:val="false"/>
+          <w:color w:val="806000"/>
+          <w:sz w:val="20"/>
+          <w:szCs w:val="20"/>
+        </w:rPr>
         <w:t xml:space="preserve">ПАМЯТКА ДЛЯ РАЗМЕЩЕНИЯ</w:t>
       </w:r>
     </w:p>
@@ -3583,7 +3663,7 @@
           <w:sz w:val="20"/>
           <w:szCs w:val="20"/>
         </w:rPr>
-        <w:t xml:space="preserve">Материал подготовлен при помощи ИИ, проверен экспертом 1+1 Еленой Веневцевой.</w:t>
+        <w:t xml:space="preserve">Материал подготовлен при помощи ИИ, проверен экспертом 1+1 Еленой Хохловой.</w:t>
       </w:r>
     </w:p>
     <w:p>
